--- a/policies/build/rewrite_reference/HCO_MOM_10_v2_REWRITE_DRAFT.docx
+++ b/policies/build/rewrite_reference/HCO_MOM_10_v2_REWRITE_DRAFT.docx
@@ -1512,14 +1512,6 @@
     </w:p>
     <w:p>
       <w:pPr>
-        <w:pStyle w:val="ListNumber"/>
-      </w:pPr>
-      <w:r>
-        <w:t>Internal documents of «Hospital Name»: implant and device approved-list; multidisciplinary committee minutes; lifecycle written guidance; batch and serial number master logbook; recall log.</w:t>
-      </w:r>
-    </w:p>
-    <w:p>
-      <w:pPr>
         <w:pStyle w:val="Heading1"/>
       </w:pPr>
       <w:r>
